--- a/outputs/14_交易复盘_2026-09-29.docx
+++ b/outputs/14_交易复盘_2026-09-29.docx
@@ -114,7 +114,7 @@
                 <w:rFonts w:ascii="Times New Roman" w:hAnsi="Times New Roman" w:eastAsia="宋体"/>
                 <w:sz w:val="20"/>
               </w:rPr>
-              <w:t>475.72万元</w:t>
+              <w:t>475.18万元</w:t>
             </w:r>
           </w:p>
         </w:tc>
@@ -152,7 +152,7 @@
                 <w:rFonts w:ascii="Times New Roman" w:hAnsi="Times New Roman" w:eastAsia="宋体"/>
                 <w:sz w:val="20"/>
               </w:rPr>
-              <w:t>-4.86%</w:t>
+              <w:t>-4.96%</w:t>
             </w:r>
           </w:p>
         </w:tc>
@@ -190,7 +190,7 @@
                 <w:rFonts w:ascii="Times New Roman" w:hAnsi="Times New Roman" w:eastAsia="宋体"/>
                 <w:sz w:val="20"/>
               </w:rPr>
-              <w:t>95.84万元（20.1%）</w:t>
+              <w:t>95.84万元（20.2%）</w:t>
             </w:r>
           </w:p>
         </w:tc>
@@ -1132,7 +1132,7 @@
                 <w:rFonts w:ascii="Times New Roman" w:hAnsi="Times New Roman" w:eastAsia="宋体"/>
                 <w:sz w:val="18"/>
               </w:rPr>
-              <w:t>52.57</w:t>
+              <w:t>52.5</w:t>
             </w:r>
           </w:p>
         </w:tc>
@@ -1150,7 +1150,7 @@
                 <w:rFonts w:ascii="Times New Roman" w:hAnsi="Times New Roman" w:eastAsia="宋体"/>
                 <w:sz w:val="18"/>
               </w:rPr>
-              <w:t>-64610.0</w:t>
+              <w:t>-65884.0</w:t>
             </w:r>
           </w:p>
         </w:tc>
@@ -1168,7 +1168,7 @@
                 <w:rFonts w:ascii="Times New Roman" w:hAnsi="Times New Roman" w:eastAsia="宋体"/>
                 <w:sz w:val="18"/>
               </w:rPr>
-              <w:t>-6.33%</w:t>
+              <w:t>-6.45%</w:t>
             </w:r>
           </w:p>
         </w:tc>
@@ -1242,7 +1242,7 @@
                 <w:rFonts w:ascii="Times New Roman" w:hAnsi="Times New Roman" w:eastAsia="宋体"/>
                 <w:sz w:val="18"/>
               </w:rPr>
-              <w:t>29.55</w:t>
+              <w:t>29.46</w:t>
             </w:r>
           </w:p>
         </w:tc>
@@ -1260,7 +1260,7 @@
                 <w:rFonts w:ascii="Times New Roman" w:hAnsi="Times New Roman" w:eastAsia="宋体"/>
                 <w:sz w:val="18"/>
               </w:rPr>
-              <w:t>-19158.0</w:t>
+              <w:t>-22632.0</w:t>
             </w:r>
           </w:p>
         </w:tc>
@@ -1278,7 +1278,7 @@
                 <w:rFonts w:ascii="Times New Roman" w:hAnsi="Times New Roman" w:eastAsia="宋体"/>
                 <w:sz w:val="18"/>
               </w:rPr>
-              <w:t>-1.65%</w:t>
+              <w:t>-1.95%</w:t>
             </w:r>
           </w:p>
         </w:tc>
@@ -1352,7 +1352,7 @@
                 <w:rFonts w:ascii="Times New Roman" w:hAnsi="Times New Roman" w:eastAsia="宋体"/>
                 <w:sz w:val="18"/>
               </w:rPr>
-              <w:t>28.45</w:t>
+              <w:t>28.38</w:t>
             </w:r>
           </w:p>
         </w:tc>
@@ -1370,7 +1370,7 @@
                 <w:rFonts w:ascii="Times New Roman" w:hAnsi="Times New Roman" w:eastAsia="宋体"/>
                 <w:sz w:val="18"/>
               </w:rPr>
-              <w:t>5252.0</w:t>
+              <w:t>4601.0</w:t>
             </w:r>
           </w:p>
         </w:tc>
@@ -1388,7 +1388,7 @@
                 <w:rFonts w:ascii="Times New Roman" w:hAnsi="Times New Roman" w:eastAsia="宋体"/>
                 <w:sz w:val="18"/>
               </w:rPr>
-              <w:t>+2.03%</w:t>
+              <w:t>+1.77%</w:t>
             </w:r>
           </w:p>
         </w:tc>
@@ -2646,6 +2646,20 @@
         <w:t>· 最差交易为601899（-90370元），需在后续复盘中检视买入依据是否充分</w:t>
       </w:r>
     </w:p>
+    <w:p>
+      <w:pPr>
+        <w:spacing w:after="120" w:line="312" w:lineRule="auto"/>
+        <w:jc w:val="left"/>
+      </w:pPr>
+      <w:r>
+        <w:rPr>
+          <w:rFonts w:ascii="Times New Roman" w:hAnsi="Times New Roman" w:eastAsia="宋体"/>
+          <w:b w:val="0"/>
+          <w:sz w:val="24"/>
+        </w:rPr>
+        <w:t>· 中国平安浮亏-6.5%已接近止损线，下一交易日重点跟踪</w:t>
+      </w:r>
+    </w:p>
     <w:sectPr>
       <w:pgSz w:w="12240" w:h="15840"/>
       <w:pgMar w:top="1440" w:right="1800" w:bottom="1440" w:left="1800" w:header="720" w:footer="720" w:gutter="0"/>
